--- a/deliverables/APL_Logistics_Research_Paper.docx
+++ b/deliverables/APL_Logistics_Research_Paper.docx
@@ -44,7 +44,7 @@
         <w:t xml:space="preserve">Keywords: </w:t>
       </w:r>
       <w:r>
-        <w:t>supply chain analytics, delivery performance, delay risk, logistics dashboard, Streamlit</w:t>
+        <w:t>supply chain analytics, delivery performance, delay prediction, route planning, live API, Streamlit</w:t>
       </w:r>
     </w:p>
     <w:p>
@@ -111,6 +111,22 @@
       </w:pPr>
       <w:r>
         <w:t>Deliver findings through an interactive Streamlit dashboard for non-technical stakeholders.</w:t>
+      </w:r>
+    </w:p>
+    <w:p>
+      <w:pPr>
+        <w:pStyle w:val="ListBullet"/>
+      </w:pPr>
+      <w:r>
+        <w:t>Estimate historical delay risk using only fields available before delivery.</w:t>
+      </w:r>
+    </w:p>
+    <w:p>
+      <w:pPr>
+        <w:pStyle w:val="ListBullet"/>
+      </w:pPr>
+      <w:r>
+        <w:t>Provide controlled access and a local live-data API for operational use.</w:t>
       </w:r>
     </w:p>
     <w:p>
@@ -1880,6 +1896,16 @@
       </w:r>
     </w:p>
     <w:p>
+      <w:r>
+        <w:t>The upgraded solution also includes a Logistic Regression delay-risk model. It uses scheduled shipping days, shipping mode, market, region, customer segment, category, discount rate, product price, and quantity; it deliberately excludes actual shipping days and final delivery status to avoid target leakage. On a held-out historical test set, the model achieved 69.8 percent accuracy and a ROC-AUC score of 0.740. The prediction is presented as a prioritization aid, not an automated decision or a guarantee of a future outcome.</w:t>
+      </w:r>
+    </w:p>
+    <w:p>
+      <w:r>
+        <w:t>A route-planning simulator generates a nearest-neighbour visit order for high-volume customer locations. A local SQLite database and FastAPI service provide health, summary, and non-personal shipment endpoints. The dashboard applies Viewer, Analyst, and Admin roles: Analysts can export filtered data and use the prediction and planning tools; Admins can also refresh the local database.</w:t>
+      </w:r>
+    </w:p>
+    <w:p>
       <w:pPr>
         <w:pStyle w:val="Heading1"/>
       </w:pPr>
@@ -1932,12 +1958,12 @@
         <w:pStyle w:val="Heading1"/>
       </w:pPr>
       <w:r>
-        <w:t>8 Limitations and Future Scope</w:t>
+        <w:t>8 Limitations and Deployment Scope</w:t>
       </w:r>
     </w:p>
     <w:p>
       <w:r>
-        <w:t>The supplied CSV does not include an order or delivery date, so time-series trends and date-range filtering are outside the current scope. The analysis is diagnostic and identifies historical associations; it does not prove causation or predict future outcomes. A later phase could add time-based data, live operational feeds, predictive delay modeling, and route or shipping-mode optimization after stakeholders validate the diagnostic findings.</w:t>
+        <w:t>The supplied CSV does not include an order or delivery date, so time-series trends and date-range filtering are outside the current scope. The route feature is a planning simulator because the dataset has no warehouse origin, road network, traffic, carrier cost, or service-time data. The local SQLite database, FastAPI service, and demonstration login are suitable for an internship prototype, not a public production deployment. Production use would require managed authentication, secret storage, HTTPS, backup policies, rate limiting, and a hosted database.</w:t>
       </w:r>
     </w:p>
     <w:p>
@@ -1950,7 +1976,7 @@
     </w:p>
     <w:p>
       <w:r>
-        <w:t>This project converts a large shipment dataset into an operational decision tool. It establishes a verified baseline for delivery performance, identifies significant shipping-mode risk, and gives stakeholders a direct way to explore geographic and customer-related delay patterns. The current dashboard is a complete diagnostic foundation for improving logistics visibility before any predictive or optimization work is introduced.</w:t>
+        <w:t>This project converts a large shipment dataset into an operational decision tool. It establishes a verified baseline for delivery performance, identifies significant shipping-mode risk, and gives stakeholders a direct way to explore geographic and customer-related delay patterns. It now combines diagnostic analytics with a measured historical delay-risk model, controlled dashboard access, a local live-data API, and a clearly scoped route-planning simulator.</w:t>
       </w:r>
     </w:p>
     <w:sectPr>
